--- a/templates/W3-61-15B.docx
+++ b/templates/W3-61-15B.docx
@@ -159,7 +159,7 @@
           <w:sz w:val="28"/>
           <w:szCs w:val="28"/>
         </w:rPr>
-        <w:t>□初檢</w:t>
+        <w:t>{{FIRSTCK}}初檢</w:t>
       </w:r>
       <w:r>
         <w:rPr>
@@ -175,7 +175,7 @@
           <w:sz w:val="28"/>
           <w:szCs w:val="28"/>
         </w:rPr>
-        <w:t>□複檢</w:t>
+        <w:t>{{RECK}}複檢</w:t>
       </w:r>
       <w:r>
         <w:rPr>

--- a/templates/W3-61-15B.docx
+++ b/templates/W3-61-15B.docx
@@ -42,7 +42,7 @@
                 <w:sz w:val="28"/>
                 <w:szCs w:val="28"/>
               </w:rPr>
-              <w:t>(</w:t>
+              <w:t/>
             </w:r>
             <w:r>
               <w:rPr>
@@ -62,7 +62,7 @@
                 <w:sz w:val="28"/>
                 <w:szCs w:val="28"/>
               </w:rPr>
-              <w:t>)</w:t>
+              <w:t/>
             </w:r>
             <w:r>
               <w:rPr>
